--- a/policies/build/chapters_v2/AAC/document/AAC1/SOP_Patient_Referral_Transfer.docx
+++ b/policies/build/chapters_v2/AAC/document/AAC1/SOP_Patient_Referral_Transfer.docx
@@ -363,7 +363,7 @@
         <w:rPr>
           <w:i/>
         </w:rPr>
-        <w:t>Skipping or rushing this step is exactly the kind of gap an assessor — or a real patient safety incident — would eventually surface.</w:t>
+        <w:t>Referring to the wrong facility, or without confirming the pathway in Record 7, can delay care the patient needs on top of the original limitation.</w:t>
       </w:r>
     </w:p>
     <w:p>
@@ -396,7 +396,7 @@
         <w:rPr>
           <w:i/>
         </w:rPr>
-        <w:t>Skipping verification means a gap could sail straight through to approval unnoticed.</w:t>
+        <w:t>Referring a patient to a facility that then turns them away, or can't actually treat their condition, undoes the whole point of referring them in the first place.</w:t>
       </w:r>
     </w:p>
     <w:p>
@@ -429,7 +429,7 @@
         <w:rPr>
           <w:i/>
         </w:rPr>
-        <w:t>A patient handed from one team or setting to another is vulnerable exactly at that transition point — this step exists to protect them there.</w:t>
+        <w:t>Treating the referral and the transfer as two separate, disconnected steps is how a patient falls through the gap between them.</w:t>
       </w:r>
     </w:p>
     <w:p>
@@ -513,7 +513,7 @@
             <w:color w:val="0563C1"/>
             <w:u w:val="single"/>
           </w:rPr>
-          <w:t>NABH — Hospitals Accreditation Programme (HCO), 6th Edition standards</w:t>
+          <w:t>National Accreditation Board for Hospitals and Healthcare Providers. (2025). NABH accreditation standards for hospitals (6th ed.). ISBN 978-81-965264-9-8.</w:t>
         </w:r>
       </w:hyperlink>
     </w:p>
